--- a/Cover_Letters/Shinoy_Sioux_Technologies_Senior_Test_Designer_Cover_Letter.docx
+++ b/Cover_Letters/Shinoy_Sioux_Technologies_Senior_Test_Designer_Cover_Letter.docx
@@ -14,7 +14,7 @@
     </w:p>
     <w:p>
       <w:r>
-        <w:t>August 28, 2026</w:t>
+        <w:t>September 19, 2026</w:t>
       </w:r>
     </w:p>
     <w:p>
@@ -35,12 +35,7 @@
     </w:p>
     <w:p>
       <w:r>
-        <w:t>Your focus on high-tech software products across semiconductors and medical technology aligns well with my background in building automation frameworks and managing test environments. Throughout my career, I have worked alongside multidisciplinary development teams to define test strategies, apply BDD approaches, and optimize testing processes within Agile workflows.</w:t>
-      </w:r>
-    </w:p>
-    <w:p>
-      <w:r>
-        <w:t>I bring hands-on experience in setting up automated test suites, handling backend validations, and integrating CI/CD pipelines to ensure release stability. Joining Sioux Technologies would allow me to apply my testing background to your complex analytical systems and high-tech projects.</w:t>
+        <w:t>Your focus on designing and leading the testing approach for high-tech software products matches my background in building automation frameworks. Throughout my career, I have worked with multidisciplinary teams to translate test strategies into automated environments, handle complex test infrastructure, and optimize processes within Agile workflows. I have also used Gemini Code Assist to streamline test generation and deployment scripts, which helps speed up verification cycles.</w:t>
       </w:r>
     </w:p>
     <w:p>

--- a/Cover_Letters/Shinoy_Sioux_Technologies_Senior_Test_Designer_Cover_Letter.docx
+++ b/Cover_Letters/Shinoy_Sioux_Technologies_Senior_Test_Designer_Cover_Letter.docx
@@ -14,7 +14,7 @@
     </w:p>
     <w:p>
       <w:r>
-        <w:t>September 19, 2026</w:t>
+        <w:t>October 10, 2026</w:t>
       </w:r>
     </w:p>
     <w:p>
@@ -35,7 +35,7 @@
     </w:p>
     <w:p>
       <w:r>
-        <w:t>Your focus on designing and leading the testing approach for high-tech software products matches my background in building automation frameworks. Throughout my career, I have worked with multidisciplinary teams to translate test strategies into automated environments, handle complex test infrastructure, and optimize processes within Agile workflows. I have also used Gemini Code Assist to streamline test generation and deployment scripts, which helps speed up verification cycles.</w:t>
+        <w:t>Your focus on designing high-tech software test automation for multidisciplinary environments fits well with my background in building scalable frameworks and managing test infrastructure. In my recent work, I have handled test architecture migrations, integrated automation suites into CI/CD pipelines, and utilized tools like Gemini Code Assist to streamline test script generation. I appreciate how your team combines expertise across software, electronics, and mechanics to build complex products.</w:t>
       </w:r>
     </w:p>
     <w:p>
